--- a/flow/20230914_vu_template/drafts/2024-11-u/09-СБ-Онисифора.docx
+++ b/flow/20230914_vu_template/drafts/2024-11-u/09-СБ-Онисифора.docx
@@ -10109,12 +10109,8 @@
     </w:p>
     <w:p>
       <w:pPr>
-        <w:spacing w:after="120"/>
-        <w:rPr>
-          <w:rFonts w:ascii="Times New Roman" w:hAnsi="Times New Roman"/>
-          <w:sz w:val="24"/>
-          <w:szCs w:val="24"/>
-        </w:rPr>
+        <w:pStyle w:val="Normal"/>
+        <w:spacing w:after="120"/>
       </w:pPr>
       <w:r>
         <w:rPr>
@@ -10122,15 +10118,24 @@
           <w:b/>
           <w:color w:val="000000"/>
           <w:sz w:val="24"/>
-          <w:szCs w:val="24"/>
-        </w:rPr>
-        <w:t>Го</w:t>
-      </w:r>
-      <w:r>
-        <w:rPr>
-          <w:rFonts w:ascii="Times New Roman" w:hAnsi="Times New Roman"/>
-          <w:sz w:val="24"/>
-          <w:szCs w:val="24"/>
+        </w:rPr>
+        <w:t xml:space="preserve">Го́споди, взива́ю я до Те́бе, ви́слухай мене́.* </w:t>
+      </w:r>
+      <w:r>
+        <w:rPr>
+          <w:rFonts w:ascii="Times New Roman" w:hAnsi="Times New Roman"/>
+          <w:b/>
+          <w:color w:val="000000"/>
+          <w:sz w:val="24"/>
+        </w:rPr>
+        <w:t>Ви</w:t>
+      </w:r>
+      <w:r>
+        <w:rPr>
+          <w:rFonts w:ascii="Times New Roman" w:hAnsi="Times New Roman"/>
+          <w:b/>
+          <w:color w:val="000000"/>
+          <w:sz w:val="24"/>
         </w:rPr>
         <w:t>́</w:t>
       </w:r>
@@ -10140,15 +10145,69 @@
           <w:b/>
           <w:color w:val="000000"/>
           <w:sz w:val="24"/>
-          <w:szCs w:val="24"/>
+        </w:rPr>
+        <w:t>слухай мене</w:t>
+      </w:r>
+      <w:r>
+        <w:rPr>
+          <w:rFonts w:ascii="Times New Roman" w:hAnsi="Times New Roman"/>
+          <w:b/>
+          <w:color w:val="000000"/>
+          <w:sz w:val="24"/>
+        </w:rPr>
+        <w:t>́</w:t>
+      </w:r>
+      <w:r>
+        <w:rPr>
+          <w:rFonts w:ascii="Times New Roman" w:hAnsi="Times New Roman"/>
+          <w:b/>
+          <w:color w:val="000000"/>
+          <w:sz w:val="24"/>
+        </w:rPr>
+        <w:t>, Го</w:t>
+      </w:r>
+      <w:r>
+        <w:rPr>
+          <w:rFonts w:ascii="Times New Roman" w:hAnsi="Times New Roman"/>
+          <w:b/>
+          <w:color w:val="000000"/>
+          <w:sz w:val="24"/>
+        </w:rPr>
+        <w:t>́</w:t>
+      </w:r>
+      <w:r>
+        <w:rPr>
+          <w:rFonts w:ascii="Times New Roman" w:hAnsi="Times New Roman"/>
+          <w:b/>
+          <w:color w:val="000000"/>
+          <w:sz w:val="24"/>
+        </w:rPr>
+        <w:t>споди.* Го</w:t>
+      </w:r>
+      <w:r>
+        <w:rPr>
+          <w:rFonts w:ascii="Times New Roman" w:hAnsi="Times New Roman"/>
+          <w:b/>
+          <w:color w:val="000000"/>
+          <w:sz w:val="24"/>
+        </w:rPr>
+        <w:t>́</w:t>
+      </w:r>
+      <w:r>
+        <w:rPr>
+          <w:rFonts w:ascii="Times New Roman" w:hAnsi="Times New Roman"/>
+          <w:b/>
+          <w:color w:val="000000"/>
+          <w:sz w:val="24"/>
         </w:rPr>
         <w:t>споди, взива</w:t>
       </w:r>
       <w:r>
         <w:rPr>
           <w:rFonts w:ascii="Times New Roman" w:hAnsi="Times New Roman"/>
-          <w:sz w:val="24"/>
-          <w:szCs w:val="24"/>
+          <w:b/>
+          <w:color w:val="000000"/>
+          <w:sz w:val="24"/>
         </w:rPr>
         <w:t>́</w:t>
       </w:r>
@@ -10158,15 +10217,15 @@
           <w:b/>
           <w:color w:val="000000"/>
           <w:sz w:val="24"/>
-          <w:szCs w:val="24"/>
         </w:rPr>
         <w:t>ю я до Те</w:t>
       </w:r>
       <w:r>
         <w:rPr>
           <w:rFonts w:ascii="Times New Roman" w:hAnsi="Times New Roman"/>
-          <w:sz w:val="24"/>
-          <w:szCs w:val="24"/>
+          <w:b/>
+          <w:color w:val="000000"/>
+          <w:sz w:val="24"/>
         </w:rPr>
         <w:t>́</w:t>
       </w:r>
@@ -10176,15 +10235,15 @@
           <w:b/>
           <w:color w:val="000000"/>
           <w:sz w:val="24"/>
-          <w:szCs w:val="24"/>
         </w:rPr>
         <w:t>бе, ви</w:t>
       </w:r>
       <w:r>
         <w:rPr>
           <w:rFonts w:ascii="Times New Roman" w:hAnsi="Times New Roman"/>
-          <w:sz w:val="24"/>
-          <w:szCs w:val="24"/>
+          <w:b/>
+          <w:color w:val="000000"/>
+          <w:sz w:val="24"/>
         </w:rPr>
         <w:t>́</w:t>
       </w:r>
@@ -10194,15 +10253,15 @@
           <w:b/>
           <w:color w:val="000000"/>
           <w:sz w:val="24"/>
-          <w:szCs w:val="24"/>
         </w:rPr>
         <w:t>слухай мене</w:t>
       </w:r>
       <w:r>
         <w:rPr>
           <w:rFonts w:ascii="Times New Roman" w:hAnsi="Times New Roman"/>
-          <w:sz w:val="24"/>
-          <w:szCs w:val="24"/>
+          <w:b/>
+          <w:color w:val="000000"/>
+          <w:sz w:val="24"/>
         </w:rPr>
         <w:t>́</w:t>
       </w:r>
@@ -10212,15 +10271,15 @@
           <w:b/>
           <w:color w:val="000000"/>
           <w:sz w:val="24"/>
-          <w:szCs w:val="24"/>
-        </w:rPr>
-        <w:t>.* Ви</w:t>
-      </w:r>
-      <w:r>
-        <w:rPr>
-          <w:rFonts w:ascii="Times New Roman" w:hAnsi="Times New Roman"/>
-          <w:sz w:val="24"/>
-          <w:szCs w:val="24"/>
+        </w:rPr>
+        <w:t>.* Почу</w:t>
+      </w:r>
+      <w:r>
+        <w:rPr>
+          <w:rFonts w:ascii="Times New Roman" w:hAnsi="Times New Roman"/>
+          <w:b/>
+          <w:color w:val="000000"/>
+          <w:sz w:val="24"/>
         </w:rPr>
         <w:t>́</w:t>
       </w:r>
@@ -10230,15 +10289,15 @@
           <w:b/>
           <w:color w:val="000000"/>
           <w:sz w:val="24"/>
-          <w:szCs w:val="24"/>
-        </w:rPr>
-        <w:t>слухай мене, Го</w:t>
-      </w:r>
-      <w:r>
-        <w:rPr>
-          <w:rFonts w:ascii="Times New Roman" w:hAnsi="Times New Roman"/>
-          <w:sz w:val="24"/>
-          <w:szCs w:val="24"/>
+        </w:rPr>
+        <w:t>й го</w:t>
+      </w:r>
+      <w:r>
+        <w:rPr>
+          <w:rFonts w:ascii="Times New Roman" w:hAnsi="Times New Roman"/>
+          <w:b/>
+          <w:color w:val="000000"/>
+          <w:sz w:val="24"/>
         </w:rPr>
         <w:t>́</w:t>
       </w:r>
@@ -10248,15 +10307,15 @@
           <w:b/>
           <w:color w:val="000000"/>
           <w:sz w:val="24"/>
-          <w:szCs w:val="24"/>
-        </w:rPr>
-        <w:t>споди.* Го</w:t>
-      </w:r>
-      <w:r>
-        <w:rPr>
-          <w:rFonts w:ascii="Times New Roman" w:hAnsi="Times New Roman"/>
-          <w:sz w:val="24"/>
-          <w:szCs w:val="24"/>
+        </w:rPr>
+        <w:t>лос молі</w:t>
+      </w:r>
+      <w:r>
+        <w:rPr>
+          <w:rFonts w:ascii="Times New Roman" w:hAnsi="Times New Roman"/>
+          <w:b/>
+          <w:color w:val="000000"/>
+          <w:sz w:val="24"/>
         </w:rPr>
         <w:t>́</w:t>
       </w:r>
@@ -10266,15 +10325,15 @@
           <w:b/>
           <w:color w:val="000000"/>
           <w:sz w:val="24"/>
-          <w:szCs w:val="24"/>
-        </w:rPr>
-        <w:t>споди, взива</w:t>
-      </w:r>
-      <w:r>
-        <w:rPr>
-          <w:rFonts w:ascii="Times New Roman" w:hAnsi="Times New Roman"/>
-          <w:sz w:val="24"/>
-          <w:szCs w:val="24"/>
+        </w:rPr>
+        <w:t>ння мого</w:t>
+      </w:r>
+      <w:r>
+        <w:rPr>
+          <w:rFonts w:ascii="Times New Roman" w:hAnsi="Times New Roman"/>
+          <w:b/>
+          <w:color w:val="000000"/>
+          <w:sz w:val="24"/>
         </w:rPr>
         <w:t>́</w:t>
       </w:r>
@@ -10284,15 +10343,15 @@
           <w:b/>
           <w:color w:val="000000"/>
           <w:sz w:val="24"/>
-          <w:szCs w:val="24"/>
-        </w:rPr>
-        <w:t>ю я до Те</w:t>
-      </w:r>
-      <w:r>
-        <w:rPr>
-          <w:rFonts w:ascii="Times New Roman" w:hAnsi="Times New Roman"/>
-          <w:sz w:val="24"/>
-          <w:szCs w:val="24"/>
+        </w:rPr>
+        <w:t>,* коли</w:t>
+      </w:r>
+      <w:r>
+        <w:rPr>
+          <w:rFonts w:ascii="Times New Roman" w:hAnsi="Times New Roman"/>
+          <w:b/>
+          <w:color w:val="000000"/>
+          <w:sz w:val="24"/>
         </w:rPr>
         <w:t>́</w:t>
       </w:r>
@@ -10302,15 +10361,15 @@
           <w:b/>
           <w:color w:val="000000"/>
           <w:sz w:val="24"/>
-          <w:szCs w:val="24"/>
-        </w:rPr>
-        <w:t>бе, ви</w:t>
-      </w:r>
-      <w:r>
-        <w:rPr>
-          <w:rFonts w:ascii="Times New Roman" w:hAnsi="Times New Roman"/>
-          <w:sz w:val="24"/>
-          <w:szCs w:val="24"/>
+        </w:rPr>
+        <w:t xml:space="preserve"> взива</w:t>
+      </w:r>
+      <w:r>
+        <w:rPr>
+          <w:rFonts w:ascii="Times New Roman" w:hAnsi="Times New Roman"/>
+          <w:b/>
+          <w:color w:val="000000"/>
+          <w:sz w:val="24"/>
         </w:rPr>
         <w:t>́</w:t>
       </w:r>
@@ -10320,15 +10379,51 @@
           <w:b/>
           <w:color w:val="000000"/>
           <w:sz w:val="24"/>
-          <w:szCs w:val="24"/>
+        </w:rPr>
+        <w:t>ю до Те</w:t>
+      </w:r>
+      <w:r>
+        <w:rPr>
+          <w:rFonts w:ascii="Times New Roman" w:hAnsi="Times New Roman"/>
+          <w:b/>
+          <w:color w:val="000000"/>
+          <w:sz w:val="24"/>
+        </w:rPr>
+        <w:t>́</w:t>
+      </w:r>
+      <w:r>
+        <w:rPr>
+          <w:rFonts w:ascii="Times New Roman" w:hAnsi="Times New Roman"/>
+          <w:b/>
+          <w:color w:val="000000"/>
+          <w:sz w:val="24"/>
+        </w:rPr>
+        <w:t>бе.* Ви</w:t>
+      </w:r>
+      <w:r>
+        <w:rPr>
+          <w:rFonts w:ascii="Times New Roman" w:hAnsi="Times New Roman"/>
+          <w:b/>
+          <w:color w:val="000000"/>
+          <w:sz w:val="24"/>
+        </w:rPr>
+        <w:t>́</w:t>
+      </w:r>
+      <w:r>
+        <w:rPr>
+          <w:rFonts w:ascii="Times New Roman" w:hAnsi="Times New Roman"/>
+          <w:b/>
+          <w:color w:val="000000"/>
+          <w:sz w:val="24"/>
         </w:rPr>
         <w:t>слухай мене</w:t>
       </w:r>
       <w:r>
         <w:rPr>
           <w:rFonts w:ascii="Times New Roman" w:hAnsi="Times New Roman"/>
-          <w:sz w:val="24"/>
-          <w:szCs w:val="24"/>
+          <w:b/>
+          <w:color w:val="000000"/>
+          <w:sz w:val="24"/>
         </w:rPr>
         <w:t>́</w:t>
       </w:r>
@@ -10338,15 +10433,15 @@
           <w:b/>
           <w:color w:val="000000"/>
           <w:sz w:val="24"/>
-          <w:szCs w:val="24"/>
-        </w:rPr>
-        <w:t>.* Почу</w:t>
-      </w:r>
-      <w:r>
-        <w:rPr>
-          <w:rFonts w:ascii="Times New Roman" w:hAnsi="Times New Roman"/>
-          <w:sz w:val="24"/>
-          <w:szCs w:val="24"/>
+        </w:rPr>
+        <w:t>, Го</w:t>
+      </w:r>
+      <w:r>
+        <w:rPr>
+          <w:rFonts w:ascii="Times New Roman" w:hAnsi="Times New Roman"/>
+          <w:b/>
+          <w:color w:val="000000"/>
+          <w:sz w:val="24"/>
         </w:rPr>
         <w:t>́</w:t>
       </w:r>
@@ -10356,15 +10451,30 @@
           <w:b/>
           <w:color w:val="000000"/>
           <w:sz w:val="24"/>
-          <w:szCs w:val="24"/>
-        </w:rPr>
-        <w:t>й го</w:t>
-      </w:r>
-      <w:r>
-        <w:rPr>
-          <w:rFonts w:ascii="Times New Roman" w:hAnsi="Times New Roman"/>
-          <w:sz w:val="24"/>
-          <w:szCs w:val="24"/>
+        </w:rPr>
+        <w:t>споди.</w:t>
+      </w:r>
+    </w:p>
+    <w:p>
+      <w:pPr>
+        <w:pStyle w:val="Normal"/>
+        <w:spacing w:after="120"/>
+      </w:pPr>
+      <w:r>
+        <w:rPr>
+          <w:rFonts w:ascii="Times New Roman" w:hAnsi="Times New Roman"/>
+          <w:b/>
+          <w:color w:val="000000"/>
+          <w:sz w:val="24"/>
+        </w:rPr>
+        <w:t>Неха</w:t>
+      </w:r>
+      <w:r>
+        <w:rPr>
+          <w:rFonts w:ascii="Times New Roman" w:hAnsi="Times New Roman"/>
+          <w:b/>
+          <w:color w:val="000000"/>
+          <w:sz w:val="24"/>
         </w:rPr>
         <w:t>́</w:t>
       </w:r>
@@ -10374,15 +10484,15 @@
           <w:b/>
           <w:color w:val="000000"/>
           <w:sz w:val="24"/>
-          <w:szCs w:val="24"/>
-        </w:rPr>
-        <w:t>лос молі</w:t>
-      </w:r>
-      <w:r>
-        <w:rPr>
-          <w:rFonts w:ascii="Times New Roman" w:hAnsi="Times New Roman"/>
-          <w:sz w:val="24"/>
-          <w:szCs w:val="24"/>
+        </w:rPr>
+        <w:t>й піднесе</w:t>
+      </w:r>
+      <w:r>
+        <w:rPr>
+          <w:rFonts w:ascii="Times New Roman" w:hAnsi="Times New Roman"/>
+          <w:b/>
+          <w:color w:val="000000"/>
+          <w:sz w:val="24"/>
         </w:rPr>
         <w:t>́</w:t>
       </w:r>
@@ -10392,15 +10502,15 @@
           <w:b/>
           <w:color w:val="000000"/>
           <w:sz w:val="24"/>
-          <w:szCs w:val="24"/>
-        </w:rPr>
-        <w:t>ння мого</w:t>
-      </w:r>
-      <w:r>
-        <w:rPr>
-          <w:rFonts w:ascii="Times New Roman" w:hAnsi="Times New Roman"/>
-          <w:sz w:val="24"/>
-          <w:szCs w:val="24"/>
+        </w:rPr>
+        <w:t>ться моли</w:t>
+      </w:r>
+      <w:r>
+        <w:rPr>
+          <w:rFonts w:ascii="Times New Roman" w:hAnsi="Times New Roman"/>
+          <w:b/>
+          <w:color w:val="000000"/>
+          <w:sz w:val="24"/>
         </w:rPr>
         <w:t>́</w:t>
       </w:r>
@@ -10410,15 +10520,15 @@
           <w:b/>
           <w:color w:val="000000"/>
           <w:sz w:val="24"/>
-          <w:szCs w:val="24"/>
-        </w:rPr>
-        <w:t>,* коли</w:t>
-      </w:r>
-      <w:r>
-        <w:rPr>
-          <w:rFonts w:ascii="Times New Roman" w:hAnsi="Times New Roman"/>
-          <w:sz w:val="24"/>
-          <w:szCs w:val="24"/>
+        </w:rPr>
+        <w:t>тва моя</w:t>
+      </w:r>
+      <w:r>
+        <w:rPr>
+          <w:rFonts w:ascii="Times New Roman" w:hAnsi="Times New Roman"/>
+          <w:b/>
+          <w:color w:val="000000"/>
+          <w:sz w:val="24"/>
         </w:rPr>
         <w:t>́</w:t>
       </w:r>
@@ -10428,15 +10538,15 @@
           <w:b/>
           <w:color w:val="000000"/>
           <w:sz w:val="24"/>
-          <w:szCs w:val="24"/>
-        </w:rPr>
-        <w:t xml:space="preserve"> взива</w:t>
-      </w:r>
-      <w:r>
-        <w:rPr>
-          <w:rFonts w:ascii="Times New Roman" w:hAnsi="Times New Roman"/>
-          <w:sz w:val="24"/>
-          <w:szCs w:val="24"/>
+        </w:rPr>
+        <w:t>,* мов кади</w:t>
+      </w:r>
+      <w:r>
+        <w:rPr>
+          <w:rFonts w:ascii="Times New Roman" w:hAnsi="Times New Roman"/>
+          <w:b/>
+          <w:color w:val="000000"/>
+          <w:sz w:val="24"/>
         </w:rPr>
         <w:t>́</w:t>
       </w:r>
@@ -10446,15 +10556,15 @@
           <w:b/>
           <w:color w:val="000000"/>
           <w:sz w:val="24"/>
-          <w:szCs w:val="24"/>
-        </w:rPr>
-        <w:t>ю до Те</w:t>
-      </w:r>
-      <w:r>
-        <w:rPr>
-          <w:rFonts w:ascii="Times New Roman" w:hAnsi="Times New Roman"/>
-          <w:sz w:val="24"/>
-          <w:szCs w:val="24"/>
+        </w:rPr>
+        <w:t>ло пе</w:t>
+      </w:r>
+      <w:r>
+        <w:rPr>
+          <w:rFonts w:ascii="Times New Roman" w:hAnsi="Times New Roman"/>
+          <w:b/>
+          <w:color w:val="000000"/>
+          <w:sz w:val="24"/>
         </w:rPr>
         <w:t>́</w:t>
       </w:r>
@@ -10464,15 +10574,15 @@
           <w:b/>
           <w:color w:val="000000"/>
           <w:sz w:val="24"/>
-          <w:szCs w:val="24"/>
-        </w:rPr>
-        <w:t>бе.* Ви</w:t>
-      </w:r>
-      <w:r>
-        <w:rPr>
-          <w:rFonts w:ascii="Times New Roman" w:hAnsi="Times New Roman"/>
-          <w:sz w:val="24"/>
-          <w:szCs w:val="24"/>
+        </w:rPr>
+        <w:t>ред Тобо</w:t>
+      </w:r>
+      <w:r>
+        <w:rPr>
+          <w:rFonts w:ascii="Times New Roman" w:hAnsi="Times New Roman"/>
+          <w:b/>
+          <w:color w:val="000000"/>
+          <w:sz w:val="24"/>
         </w:rPr>
         <w:t>́</w:t>
       </w:r>
@@ -10482,15 +10592,114 @@
           <w:b/>
           <w:color w:val="000000"/>
           <w:sz w:val="24"/>
-          <w:szCs w:val="24"/>
+        </w:rPr>
+        <w:t>ю;* підно</w:t>
+      </w:r>
+      <w:r>
+        <w:rPr>
+          <w:rFonts w:ascii="Times New Roman" w:hAnsi="Times New Roman"/>
+          <w:b/>
+          <w:color w:val="000000"/>
+          <w:sz w:val="24"/>
+        </w:rPr>
+        <w:t>́</w:t>
+      </w:r>
+      <w:r>
+        <w:rPr>
+          <w:rFonts w:ascii="Times New Roman" w:hAnsi="Times New Roman"/>
+          <w:b/>
+          <w:color w:val="000000"/>
+          <w:sz w:val="24"/>
+        </w:rPr>
+        <w:t>шення рук мої</w:t>
+      </w:r>
+      <w:r>
+        <w:rPr>
+          <w:rFonts w:ascii="Times New Roman" w:hAnsi="Times New Roman"/>
+          <w:b/>
+          <w:color w:val="000000"/>
+          <w:sz w:val="24"/>
+        </w:rPr>
+        <w:t>́</w:t>
+      </w:r>
+      <w:r>
+        <w:rPr>
+          <w:rFonts w:ascii="Times New Roman" w:hAnsi="Times New Roman"/>
+          <w:b/>
+          <w:color w:val="000000"/>
+          <w:sz w:val="24"/>
+        </w:rPr>
+        <w:t>х,* як же</w:t>
+      </w:r>
+      <w:r>
+        <w:rPr>
+          <w:rFonts w:ascii="Times New Roman" w:hAnsi="Times New Roman"/>
+          <w:b/>
+          <w:color w:val="000000"/>
+          <w:sz w:val="24"/>
+        </w:rPr>
+        <w:t>́</w:t>
+      </w:r>
+      <w:r>
+        <w:rPr>
+          <w:rFonts w:ascii="Times New Roman" w:hAnsi="Times New Roman"/>
+          <w:b/>
+          <w:color w:val="000000"/>
+          <w:sz w:val="24"/>
+        </w:rPr>
+        <w:t>ртва вечі</w:t>
+      </w:r>
+      <w:r>
+        <w:rPr>
+          <w:rFonts w:ascii="Times New Roman" w:hAnsi="Times New Roman"/>
+          <w:b/>
+          <w:color w:val="000000"/>
+          <w:sz w:val="24"/>
+        </w:rPr>
+        <w:t>́</w:t>
+      </w:r>
+      <w:r>
+        <w:rPr>
+          <w:rFonts w:ascii="Times New Roman" w:hAnsi="Times New Roman"/>
+          <w:b/>
+          <w:color w:val="000000"/>
+          <w:sz w:val="24"/>
+        </w:rPr>
+        <w:t xml:space="preserve">рня.* </w:t>
+      </w:r>
+      <w:r>
+        <w:rPr>
+          <w:rFonts w:ascii="Times New Roman" w:hAnsi="Times New Roman"/>
+          <w:b/>
+          <w:color w:val="000000"/>
+          <w:sz w:val="24"/>
+        </w:rPr>
+        <w:t>Ви</w:t>
+      </w:r>
+      <w:r>
+        <w:rPr>
+          <w:rFonts w:ascii="Times New Roman" w:hAnsi="Times New Roman"/>
+          <w:b/>
+          <w:color w:val="000000"/>
+          <w:sz w:val="24"/>
+        </w:rPr>
+        <w:t>́</w:t>
+      </w:r>
+      <w:r>
+        <w:rPr>
+          <w:rFonts w:ascii="Times New Roman" w:hAnsi="Times New Roman"/>
+          <w:b/>
+          <w:color w:val="000000"/>
+          <w:sz w:val="24"/>
         </w:rPr>
         <w:t>слухай мене</w:t>
       </w:r>
       <w:r>
         <w:rPr>
           <w:rFonts w:ascii="Times New Roman" w:hAnsi="Times New Roman"/>
-          <w:sz w:val="24"/>
-          <w:szCs w:val="24"/>
+          <w:b/>
+          <w:color w:val="000000"/>
+          <w:sz w:val="24"/>
         </w:rPr>
         <w:t>́</w:t>
       </w:r>
@@ -10500,15 +10709,15 @@
           <w:b/>
           <w:color w:val="000000"/>
           <w:sz w:val="24"/>
-          <w:szCs w:val="24"/>
         </w:rPr>
         <w:t>, Го</w:t>
       </w:r>
       <w:r>
         <w:rPr>
           <w:rFonts w:ascii="Times New Roman" w:hAnsi="Times New Roman"/>
-          <w:sz w:val="24"/>
-          <w:szCs w:val="24"/>
+          <w:b/>
+          <w:color w:val="000000"/>
+          <w:sz w:val="24"/>
         </w:rPr>
         <w:t>́</w:t>
       </w:r>
@@ -10518,279 +10727,6 @@
           <w:b/>
           <w:color w:val="000000"/>
           <w:sz w:val="24"/>
-          <w:szCs w:val="24"/>
-        </w:rPr>
-        <w:t>споди.</w:t>
-      </w:r>
-    </w:p>
-    <w:p>
-      <w:pPr>
-        <w:spacing w:after="120"/>
-        <w:rPr>
-          <w:rFonts w:ascii="Times New Roman" w:hAnsi="Times New Roman"/>
-          <w:sz w:val="24"/>
-          <w:szCs w:val="24"/>
-        </w:rPr>
-      </w:pPr>
-      <w:r>
-        <w:rPr>
-          <w:rFonts w:ascii="Times New Roman" w:hAnsi="Times New Roman"/>
-          <w:b/>
-          <w:color w:val="000000"/>
-          <w:sz w:val="24"/>
-          <w:szCs w:val="24"/>
-        </w:rPr>
-        <w:t>Неха</w:t>
-      </w:r>
-      <w:r>
-        <w:rPr>
-          <w:rFonts w:ascii="Times New Roman" w:hAnsi="Times New Roman"/>
-          <w:sz w:val="24"/>
-          <w:szCs w:val="24"/>
-        </w:rPr>
-        <w:t>́</w:t>
-      </w:r>
-      <w:r>
-        <w:rPr>
-          <w:rFonts w:ascii="Times New Roman" w:hAnsi="Times New Roman"/>
-          <w:b/>
-          <w:color w:val="000000"/>
-          <w:sz w:val="24"/>
-          <w:szCs w:val="24"/>
-        </w:rPr>
-        <w:t>й піднесе</w:t>
-      </w:r>
-      <w:r>
-        <w:rPr>
-          <w:rFonts w:ascii="Times New Roman" w:hAnsi="Times New Roman"/>
-          <w:sz w:val="24"/>
-          <w:szCs w:val="24"/>
-        </w:rPr>
-        <w:t>́</w:t>
-      </w:r>
-      <w:r>
-        <w:rPr>
-          <w:rFonts w:ascii="Times New Roman" w:hAnsi="Times New Roman"/>
-          <w:b/>
-          <w:color w:val="000000"/>
-          <w:sz w:val="24"/>
-          <w:szCs w:val="24"/>
-        </w:rPr>
-        <w:t>ться моли</w:t>
-      </w:r>
-      <w:r>
-        <w:rPr>
-          <w:rFonts w:ascii="Times New Roman" w:hAnsi="Times New Roman"/>
-          <w:sz w:val="24"/>
-          <w:szCs w:val="24"/>
-        </w:rPr>
-        <w:t>́</w:t>
-      </w:r>
-      <w:r>
-        <w:rPr>
-          <w:rFonts w:ascii="Times New Roman" w:hAnsi="Times New Roman"/>
-          <w:b/>
-          <w:color w:val="000000"/>
-          <w:sz w:val="24"/>
-          <w:szCs w:val="24"/>
-        </w:rPr>
-        <w:t>тва моя</w:t>
-      </w:r>
-      <w:r>
-        <w:rPr>
-          <w:rFonts w:ascii="Times New Roman" w:hAnsi="Times New Roman"/>
-          <w:sz w:val="24"/>
-          <w:szCs w:val="24"/>
-        </w:rPr>
-        <w:t>́</w:t>
-      </w:r>
-      <w:r>
-        <w:rPr>
-          <w:rFonts w:ascii="Times New Roman" w:hAnsi="Times New Roman"/>
-          <w:b/>
-          <w:color w:val="000000"/>
-          <w:sz w:val="24"/>
-          <w:szCs w:val="24"/>
-        </w:rPr>
-        <w:t>,* мов кади</w:t>
-      </w:r>
-      <w:r>
-        <w:rPr>
-          <w:rFonts w:ascii="Times New Roman" w:hAnsi="Times New Roman"/>
-          <w:sz w:val="24"/>
-          <w:szCs w:val="24"/>
-        </w:rPr>
-        <w:t>́</w:t>
-      </w:r>
-      <w:r>
-        <w:rPr>
-          <w:rFonts w:ascii="Times New Roman" w:hAnsi="Times New Roman"/>
-          <w:b/>
-          <w:color w:val="000000"/>
-          <w:sz w:val="24"/>
-          <w:szCs w:val="24"/>
-        </w:rPr>
-        <w:t>ло пе</w:t>
-      </w:r>
-      <w:r>
-        <w:rPr>
-          <w:rFonts w:ascii="Times New Roman" w:hAnsi="Times New Roman"/>
-          <w:sz w:val="24"/>
-          <w:szCs w:val="24"/>
-        </w:rPr>
-        <w:t>́</w:t>
-      </w:r>
-      <w:r>
-        <w:rPr>
-          <w:rFonts w:ascii="Times New Roman" w:hAnsi="Times New Roman"/>
-          <w:b/>
-          <w:color w:val="000000"/>
-          <w:sz w:val="24"/>
-          <w:szCs w:val="24"/>
-        </w:rPr>
-        <w:t>ред Тобо</w:t>
-      </w:r>
-      <w:r>
-        <w:rPr>
-          <w:rFonts w:ascii="Times New Roman" w:hAnsi="Times New Roman"/>
-          <w:sz w:val="24"/>
-          <w:szCs w:val="24"/>
-        </w:rPr>
-        <w:t>́</w:t>
-      </w:r>
-      <w:r>
-        <w:rPr>
-          <w:rFonts w:ascii="Times New Roman" w:hAnsi="Times New Roman"/>
-          <w:b/>
-          <w:color w:val="000000"/>
-          <w:sz w:val="24"/>
-          <w:szCs w:val="24"/>
-        </w:rPr>
-        <w:t>ю;* підно</w:t>
-      </w:r>
-      <w:r>
-        <w:rPr>
-          <w:rFonts w:ascii="Times New Roman" w:hAnsi="Times New Roman"/>
-          <w:sz w:val="24"/>
-          <w:szCs w:val="24"/>
-        </w:rPr>
-        <w:t>́</w:t>
-      </w:r>
-      <w:r>
-        <w:rPr>
-          <w:rFonts w:ascii="Times New Roman" w:hAnsi="Times New Roman"/>
-          <w:b/>
-          <w:color w:val="000000"/>
-          <w:sz w:val="24"/>
-          <w:szCs w:val="24"/>
-        </w:rPr>
-        <w:t>шення рук мої</w:t>
-      </w:r>
-      <w:r>
-        <w:rPr>
-          <w:rFonts w:ascii="Times New Roman" w:hAnsi="Times New Roman"/>
-          <w:sz w:val="24"/>
-          <w:szCs w:val="24"/>
-        </w:rPr>
-        <w:t>́</w:t>
-      </w:r>
-      <w:r>
-        <w:rPr>
-          <w:rFonts w:ascii="Times New Roman" w:hAnsi="Times New Roman"/>
-          <w:b/>
-          <w:color w:val="000000"/>
-          <w:sz w:val="24"/>
-          <w:szCs w:val="24"/>
-        </w:rPr>
-        <w:t>х,* як же</w:t>
-      </w:r>
-      <w:r>
-        <w:rPr>
-          <w:rFonts w:ascii="Times New Roman" w:hAnsi="Times New Roman"/>
-          <w:sz w:val="24"/>
-          <w:szCs w:val="24"/>
-        </w:rPr>
-        <w:t>́</w:t>
-      </w:r>
-      <w:r>
-        <w:rPr>
-          <w:rFonts w:ascii="Times New Roman" w:hAnsi="Times New Roman"/>
-          <w:b/>
-          <w:color w:val="000000"/>
-          <w:sz w:val="24"/>
-          <w:szCs w:val="24"/>
-        </w:rPr>
-        <w:t>ртва вечі</w:t>
-      </w:r>
-      <w:r>
-        <w:rPr>
-          <w:rFonts w:ascii="Times New Roman" w:hAnsi="Times New Roman"/>
-          <w:sz w:val="24"/>
-          <w:szCs w:val="24"/>
-        </w:rPr>
-        <w:t>́</w:t>
-      </w:r>
-      <w:r>
-        <w:rPr>
-          <w:rFonts w:ascii="Times New Roman" w:hAnsi="Times New Roman"/>
-          <w:b/>
-          <w:color w:val="000000"/>
-          <w:sz w:val="24"/>
-          <w:szCs w:val="24"/>
-        </w:rPr>
-        <w:t>рня.* Ви</w:t>
-      </w:r>
-      <w:r>
-        <w:rPr>
-          <w:rFonts w:ascii="Times New Roman" w:hAnsi="Times New Roman"/>
-          <w:sz w:val="24"/>
-          <w:szCs w:val="24"/>
-        </w:rPr>
-        <w:t>́</w:t>
-      </w:r>
-      <w:r>
-        <w:rPr>
-          <w:rFonts w:ascii="Times New Roman" w:hAnsi="Times New Roman"/>
-          <w:b/>
-          <w:color w:val="000000"/>
-          <w:sz w:val="24"/>
-          <w:szCs w:val="24"/>
-        </w:rPr>
-        <w:t>слухай мене</w:t>
-      </w:r>
-      <w:r>
-        <w:rPr>
-          <w:rFonts w:ascii="Times New Roman" w:hAnsi="Times New Roman"/>
-          <w:sz w:val="24"/>
-          <w:szCs w:val="24"/>
-        </w:rPr>
-        <w:t>́</w:t>
-      </w:r>
-      <w:r>
-        <w:rPr>
-          <w:rFonts w:ascii="Times New Roman" w:hAnsi="Times New Roman"/>
-          <w:b/>
-          <w:color w:val="000000"/>
-          <w:sz w:val="24"/>
-          <w:szCs w:val="24"/>
-        </w:rPr>
-        <w:t>, Го</w:t>
-      </w:r>
-      <w:r>
-        <w:rPr>
-          <w:rFonts w:ascii="Times New Roman" w:hAnsi="Times New Roman"/>
-          <w:sz w:val="24"/>
-          <w:szCs w:val="24"/>
-        </w:rPr>
-        <w:t>́</w:t>
-      </w:r>
-      <w:r>
-        <w:rPr>
-          <w:rFonts w:ascii="Times New Roman" w:hAnsi="Times New Roman"/>
-          <w:b/>
-          <w:color w:val="000000"/>
-          <w:sz w:val="24"/>
-          <w:szCs w:val="24"/>
         </w:rPr>
         <w:t>споди.</w:t>
       </w:r>

--- a/flow/20230914_vu_template/drafts/2024-11-u/09-СБ-Онисифора.docx
+++ b/flow/20230914_vu_template/drafts/2024-11-u/09-СБ-Онисифора.docx
@@ -1865,9 +1865,8 @@
         <w:rPr>
           <w:rFonts w:ascii="Times New Roman" w:hAnsi="Times New Roman"/>
           <w:i/>
-          <w:color w:val="FF0000"/>
-          <w:sz w:val="24"/>
-          <w:szCs w:val="24"/>
+          <w:color w:val="FF4400"/>
+          <w:sz w:val="24"/>
         </w:rPr>
         <w:t>Священник:</w:t>
       </w:r>
@@ -1875,17 +1874,8 @@
         <w:rPr>
           <w:rFonts w:ascii="Times New Roman" w:hAnsi="Times New Roman"/>
           <w:sz w:val="24"/>
-          <w:szCs w:val="24"/>
-        </w:rPr>
-        <w:t xml:space="preserve"> Бо Твоє є царство, і сила, і слава, Отця, і Сина, і Святого</w:t>
-      </w:r>
-      <w:r>
-        <w:rPr>
-          <w:rFonts w:ascii="Times New Roman" w:hAnsi="Times New Roman"/>
-          <w:sz w:val="24"/>
-          <w:szCs w:val="24"/>
-        </w:rPr>
-        <w:t xml:space="preserve"> Духа, нині, і повсякчас, і на віки віків.</w:t>
+        </w:rPr>
+        <w:t xml:space="preserve"> Бо Твоє є царство, і сила, і слава, Отця, і Сина, і Святого Духа, нині, і повсякчас, і на віки віків.</w:t>
       </w:r>
     </w:p>
     <w:p>
@@ -9988,7 +9978,6 @@
           <w:i/>
           <w:color w:val="FF4400"/>
           <w:sz w:val="24"/>
-          <w:szCs w:val="24"/>
         </w:rPr>
         <w:t>Священник:</w:t>
       </w:r>
@@ -9996,17 +9985,8 @@
         <w:rPr>
           <w:rFonts w:ascii="Times New Roman" w:hAnsi="Times New Roman"/>
           <w:sz w:val="24"/>
-          <w:szCs w:val="24"/>
-        </w:rPr>
-        <w:t xml:space="preserve"> Бо Тобі належить усяка слава, честь і пок</w:t>
-      </w:r>
-      <w:r>
-        <w:rPr>
-          <w:rFonts w:ascii="Times New Roman" w:hAnsi="Times New Roman"/>
-          <w:sz w:val="24"/>
-          <w:szCs w:val="24"/>
-        </w:rPr>
-        <w:t>лоніння, Отцю, і Сину, і Святому Духові, нині, і повсякчас, і на віки віків.</w:t>
+        </w:rPr>
+        <w:t xml:space="preserve"> Бо Тобі належить усяка слава, честь і поклоніння, Отцю, і Сину, і Святому Духові, нині, і повсякчас, і на віки віків.</w:t>
       </w:r>
     </w:p>
     <w:p>
@@ -22739,9 +22719,8 @@
         <w:rPr>
           <w:rFonts w:ascii="Times New Roman" w:hAnsi="Times New Roman"/>
           <w:i/>
-          <w:color w:val="FF0000"/>
-          <w:sz w:val="24"/>
-          <w:szCs w:val="24"/>
+          <w:color w:val="FF4400"/>
+          <w:sz w:val="24"/>
         </w:rPr>
         <w:t>Священник:</w:t>
       </w:r>
@@ -22749,17 +22728,8 @@
         <w:rPr>
           <w:rFonts w:ascii="Times New Roman" w:hAnsi="Times New Roman"/>
           <w:sz w:val="24"/>
-          <w:szCs w:val="24"/>
-        </w:rPr>
-        <w:t xml:space="preserve"> Бо Твоє є царство, і сила, і слава, Отця, і Сина, і Святого Духа, нині, і повсякчас, і на віки віків</w:t>
-      </w:r>
-      <w:r>
-        <w:rPr>
-          <w:rFonts w:ascii="Times New Roman" w:hAnsi="Times New Roman"/>
-          <w:sz w:val="24"/>
-          <w:szCs w:val="24"/>
-        </w:rPr>
-        <w:t>.</w:t>
+        </w:rPr>
+        <w:t xml:space="preserve"> Бо Твоє є царство, і сила, і слава, Отця, і Сина, і Святого Духа, нині, і повсякчас, і на віки віків.</w:t>
       </w:r>
     </w:p>
     <w:p>
@@ -23343,25 +23313,15 @@
           <w:i/>
           <w:color w:val="FF4400"/>
           <w:sz w:val="24"/>
-          <w:szCs w:val="24"/>
-        </w:rPr>
-        <w:t xml:space="preserve">Священник: </w:t>
-      </w:r>
-      <w:r>
-        <w:rPr>
-          <w:rFonts w:ascii="Times New Roman" w:hAnsi="Times New Roman"/>
-          <w:sz w:val="24"/>
-          <w:szCs w:val="24"/>
-        </w:rPr>
-        <w:t>Бо милостивий і люди</w:t>
-      </w:r>
-      <w:r>
-        <w:rPr>
-          <w:rFonts w:ascii="Times New Roman" w:hAnsi="Times New Roman"/>
-          <w:sz w:val="24"/>
-          <w:szCs w:val="24"/>
-        </w:rPr>
-        <w:t>нолюбний Бог єси, і Тобі славу возсилаємо, Отцю, і Сину, і Святому Духові, нині, і повсякчас, і на віки віків.</w:t>
+        </w:rPr>
+        <w:t>Священник:</w:t>
+      </w:r>
+      <w:r>
+        <w:rPr>
+          <w:rFonts w:ascii="Times New Roman" w:hAnsi="Times New Roman"/>
+          <w:sz w:val="24"/>
+        </w:rPr>
+        <w:t xml:space="preserve"> Бо милостивий і людинолюбний Бог єси, і Тобі славу возсилаємо, Отцю, і Сину, і Святому Духові, нині, і повсякчас, і на віки віків.</w:t>
       </w:r>
     </w:p>
     <w:p>
@@ -23482,20 +23442,76 @@
         <w:rPr>
           <w:rFonts w:ascii="Times New Roman" w:hAnsi="Times New Roman"/>
           <w:i/>
+          <w:color w:val="FF4400"/>
+          <w:sz w:val="24"/>
+        </w:rPr>
+        <w:t>Священник:</w:t>
+      </w:r>
+      <w:r>
+        <w:rPr>
+          <w:rFonts w:ascii="Times New Roman" w:hAnsi="Times New Roman"/>
+          <w:sz w:val="24"/>
+        </w:rPr>
+        <w:t xml:space="preserve"> Благослове́нний Христо́с Бог наш, за́вжди, ни́ні, і повсякча́с, і на ві́ки вікі́в.</w:t>
+      </w:r>
+    </w:p>
+    <w:p>
+      <w:pPr>
+        <w:pStyle w:val="Normal"/>
+        <w:spacing w:after="120"/>
+      </w:pPr>
+      <w:r>
+        <w:rPr>
+          <w:rFonts w:ascii="Times New Roman" w:hAnsi="Times New Roman"/>
+          <w:i/>
           <w:color w:val="FF0000"/>
           <w:sz w:val="24"/>
         </w:rPr>
-        <w:t>Священ</w:t>
-      </w:r>
-      <w:r>
-        <w:rPr>
-          <w:rFonts w:ascii="Times New Roman" w:hAnsi="Times New Roman"/>
-          <w:i/>
+        <w:t>Вірні:</w:t>
+      </w:r>
+      <w:r>
+        <w:rPr>
+          <w:rFonts w:ascii="Times New Roman" w:hAnsi="Times New Roman"/>
           <w:color w:val="FF0000"/>
           <w:sz w:val="24"/>
         </w:rPr>
-        <w:t>н</w:t>
-      </w:r>
+        <w:t xml:space="preserve"> </w:t>
+      </w:r>
+      <w:r>
+        <w:rPr>
+          <w:rFonts w:ascii="Times New Roman" w:hAnsi="Times New Roman"/>
+          <w:sz w:val="24"/>
+        </w:rPr>
+        <w:t>Амі́нь. Утверди́, Бо́же, святу́ правосла́вну ві́ру на ві́ки вікі́в.</w:t>
+      </w:r>
+    </w:p>
+    <w:p>
+      <w:pPr>
+        <w:pStyle w:val="Normal"/>
+        <w:spacing w:after="120"/>
+      </w:pPr>
+      <w:r>
+        <w:rPr>
+          <w:rFonts w:ascii="Times New Roman" w:hAnsi="Times New Roman"/>
+          <w:i/>
+          <w:color w:val="FF4400"/>
+          <w:sz w:val="24"/>
+        </w:rPr>
+        <w:t>Священник:</w:t>
+      </w:r>
+      <w:r>
+        <w:rPr>
+          <w:rFonts w:ascii="Times New Roman" w:hAnsi="Times New Roman"/>
+          <w:sz w:val="24"/>
+        </w:rPr>
+        <w:t xml:space="preserve"> Пресвята́ Богоро́дице, спаси́ нас.</w:t>
+      </w:r>
+    </w:p>
+    <w:p>
+      <w:pPr>
+        <w:pStyle w:val="Normal"/>
+        <w:spacing w:after="120"/>
+      </w:pPr>
       <w:r>
         <w:rPr>
           <w:rFonts w:ascii="Times New Roman" w:hAnsi="Times New Roman"/>
@@ -23503,7 +23519,7 @@
           <w:color w:val="FF0000"/>
           <w:sz w:val="24"/>
         </w:rPr>
-        <w:t>ик:</w:t>
+        <w:t>Вірні:</w:t>
       </w:r>
       <w:r>
         <w:rPr>
@@ -23518,7 +23534,7 @@
           <w:rFonts w:ascii="Times New Roman" w:hAnsi="Times New Roman"/>
           <w:sz w:val="24"/>
         </w:rPr>
-        <w:t>Благослове́нний Христо́с Бог наш, за́вжди, ни́ні, і повсякча́с, і на ві́ки вікі́в.</w:t>
+        <w:t>Чесні́шу від херуви́мів* і незрівня́нно славні́шу від серафи́мів,* що без зотлі́ння Бо́га Сло́во породи́ла,* су́щу Богоро́дицю, тебе́ велича́ємо.</w:t>
       </w:r>
     </w:p>
     <w:p>
@@ -23530,6 +23546,28 @@
         <w:rPr>
           <w:rFonts w:ascii="Times New Roman" w:hAnsi="Times New Roman"/>
           <w:i/>
+          <w:color w:val="FF4400"/>
+          <w:sz w:val="24"/>
+        </w:rPr>
+        <w:t>Священник:</w:t>
+      </w:r>
+      <w:r>
+        <w:rPr>
+          <w:rFonts w:ascii="Times New Roman" w:hAnsi="Times New Roman"/>
+          <w:sz w:val="24"/>
+        </w:rPr>
+        <w:t xml:space="preserve"> Сла́ва Тобі́, Хри́сте Бо́же, упова́ння на́ше, сла́ва Тобі́!</w:t>
+      </w:r>
+    </w:p>
+    <w:p>
+      <w:pPr>
+        <w:pStyle w:val="Normal"/>
+        <w:spacing w:after="120"/>
+      </w:pPr>
+      <w:r>
+        <w:rPr>
+          <w:rFonts w:ascii="Times New Roman" w:hAnsi="Times New Roman"/>
+          <w:i/>
           <w:color w:val="FF0000"/>
           <w:sz w:val="24"/>
         </w:rPr>
@@ -23548,14 +23586,8 @@
           <w:rFonts w:ascii="Times New Roman" w:hAnsi="Times New Roman"/>
           <w:sz w:val="24"/>
         </w:rPr>
-        <w:t>Амі́нь. Утверди́, Бо́же, святу́ правосла́вну ві́ру на ві́ки вікі́в.</w:t>
-      </w:r>
-    </w:p>
-    <w:p>
-      <w:pPr>
-        <w:pStyle w:val="Normal"/>
-        <w:spacing w:after="120"/>
-      </w:pPr>
+        <w:t xml:space="preserve">Сла́ва Отцю́, і Си́ну, і Свято́му Ду́хові, і ни́ні, і повсякча́с, і на ві́ки вікі́в. Амі́нь. Го́споди, поми́луй. </w:t>
+      </w:r>
       <w:r>
         <w:rPr>
           <w:rFonts w:ascii="Times New Roman" w:hAnsi="Times New Roman"/>
@@ -23563,156 +23595,6 @@
           <w:color w:val="FF0000"/>
           <w:sz w:val="24"/>
         </w:rPr>
-        <w:t>Священ</w:t>
-      </w:r>
-      <w:r>
-        <w:rPr>
-          <w:rFonts w:ascii="Times New Roman" w:hAnsi="Times New Roman"/>
-          <w:i/>
-          <w:color w:val="FF0000"/>
-          <w:sz w:val="24"/>
-        </w:rPr>
-        <w:t>н</w:t>
-      </w:r>
-      <w:r>
-        <w:rPr>
-          <w:rFonts w:ascii="Times New Roman" w:hAnsi="Times New Roman"/>
-          <w:i/>
-          <w:color w:val="FF0000"/>
-          <w:sz w:val="24"/>
-        </w:rPr>
-        <w:t>ик:</w:t>
-      </w:r>
-      <w:r>
-        <w:rPr>
-          <w:rFonts w:ascii="Times New Roman" w:hAnsi="Times New Roman"/>
-          <w:color w:val="FF0000"/>
-          <w:sz w:val="24"/>
-        </w:rPr>
-        <w:t xml:space="preserve"> </w:t>
-      </w:r>
-      <w:r>
-        <w:rPr>
-          <w:rFonts w:ascii="Times New Roman" w:hAnsi="Times New Roman"/>
-          <w:sz w:val="24"/>
-        </w:rPr>
-        <w:t>Пресвята́ Богоро́дице, спаси́ нас.</w:t>
-      </w:r>
-    </w:p>
-    <w:p>
-      <w:pPr>
-        <w:pStyle w:val="Normal"/>
-        <w:spacing w:after="120"/>
-      </w:pPr>
-      <w:r>
-        <w:rPr>
-          <w:rFonts w:ascii="Times New Roman" w:hAnsi="Times New Roman"/>
-          <w:i/>
-          <w:color w:val="FF0000"/>
-          <w:sz w:val="24"/>
-        </w:rPr>
-        <w:t>Вірні:</w:t>
-      </w:r>
-      <w:r>
-        <w:rPr>
-          <w:rFonts w:ascii="Times New Roman" w:hAnsi="Times New Roman"/>
-          <w:color w:val="FF0000"/>
-          <w:sz w:val="24"/>
-        </w:rPr>
-        <w:t xml:space="preserve"> </w:t>
-      </w:r>
-      <w:r>
-        <w:rPr>
-          <w:rFonts w:ascii="Times New Roman" w:hAnsi="Times New Roman"/>
-          <w:sz w:val="24"/>
-        </w:rPr>
-        <w:t>Чесні́шу від херуви́мів* і незрівня́нно славні́шу від серафи́мів,* що без зотлі́ння Бо́га Сло́во породи́ла,* су́щу Богоро́дицю, тебе́ велича́ємо.</w:t>
-      </w:r>
-    </w:p>
-    <w:p>
-      <w:pPr>
-        <w:pStyle w:val="Normal"/>
-        <w:spacing w:after="120"/>
-      </w:pPr>
-      <w:r>
-        <w:rPr>
-          <w:rFonts w:ascii="Times New Roman" w:hAnsi="Times New Roman"/>
-          <w:i/>
-          <w:color w:val="FF0000"/>
-          <w:sz w:val="24"/>
-        </w:rPr>
-        <w:t>Священ</w:t>
-      </w:r>
-      <w:r>
-        <w:rPr>
-          <w:rFonts w:ascii="Times New Roman" w:hAnsi="Times New Roman"/>
-          <w:i/>
-          <w:color w:val="FF0000"/>
-          <w:sz w:val="24"/>
-        </w:rPr>
-        <w:t>н</w:t>
-      </w:r>
-      <w:r>
-        <w:rPr>
-          <w:rFonts w:ascii="Times New Roman" w:hAnsi="Times New Roman"/>
-          <w:i/>
-          <w:color w:val="FF0000"/>
-          <w:sz w:val="24"/>
-        </w:rPr>
-        <w:t>ик:</w:t>
-      </w:r>
-      <w:r>
-        <w:rPr>
-          <w:rFonts w:ascii="Times New Roman" w:hAnsi="Times New Roman"/>
-          <w:color w:val="FF0000"/>
-          <w:sz w:val="24"/>
-        </w:rPr>
-        <w:t xml:space="preserve"> </w:t>
-      </w:r>
-      <w:r>
-        <w:rPr>
-          <w:rFonts w:ascii="Times New Roman" w:hAnsi="Times New Roman"/>
-          <w:sz w:val="24"/>
-        </w:rPr>
-        <w:t>Сла́ва Тобі́, Хри́сте Бо́же, упова́ння на́ше, сла́ва Тобі́!</w:t>
-      </w:r>
-    </w:p>
-    <w:p>
-      <w:pPr>
-        <w:pStyle w:val="Normal"/>
-        <w:spacing w:after="120"/>
-      </w:pPr>
-      <w:r>
-        <w:rPr>
-          <w:rFonts w:ascii="Times New Roman" w:hAnsi="Times New Roman"/>
-          <w:i/>
-          <w:color w:val="FF0000"/>
-          <w:sz w:val="24"/>
-        </w:rPr>
-        <w:t>Вірні:</w:t>
-      </w:r>
-      <w:r>
-        <w:rPr>
-          <w:rFonts w:ascii="Times New Roman" w:hAnsi="Times New Roman"/>
-          <w:color w:val="FF0000"/>
-          <w:sz w:val="24"/>
-        </w:rPr>
-        <w:t xml:space="preserve"> </w:t>
-      </w:r>
-      <w:r>
-        <w:rPr>
-          <w:rFonts w:ascii="Times New Roman" w:hAnsi="Times New Roman"/>
-          <w:sz w:val="24"/>
-        </w:rPr>
-        <w:t xml:space="preserve">Сла́ва Отцю́, і Си́ну, і Свято́му Ду́хові, і ни́ні, і повсякча́с, і на ві́ки вікі́в. Амі́нь. Го́споди, поми́луй. </w:t>
-      </w:r>
-      <w:r>
-        <w:rPr>
-          <w:rFonts w:ascii="Times New Roman" w:hAnsi="Times New Roman"/>
-          <w:i/>
-          <w:color w:val="FF0000"/>
-          <w:sz w:val="24"/>
-        </w:rPr>
         <w:t>(3 р.)</w:t>
       </w:r>
       <w:r>
@@ -23726,90 +23608,38 @@
     <w:p>
       <w:pPr>
         <w:spacing w:after="120"/>
-        <w:jc w:val="both"/>
-        <w:rPr>
-          <w:rFonts w:ascii="Times New Roman" w:hAnsi="Times New Roman"/>
-          <w:sz w:val="24"/>
-          <w:szCs w:val="24"/>
-        </w:rPr>
-      </w:pPr>
-      <w:r>
-        <w:rPr>
-          <w:rFonts w:ascii="Times New Roman" w:hAnsi="Times New Roman"/>
-          <w:i/>
-          <w:color w:val="FF0000"/>
-          <w:sz w:val="24"/>
-          <w:szCs w:val="24"/>
-        </w:rPr>
-        <w:t>Священик:</w:t>
-      </w:r>
-      <w:r>
-        <w:rPr>
-          <w:rFonts w:ascii="Times New Roman" w:hAnsi="Times New Roman"/>
-          <w:color w:val="FF0000"/>
-          <w:sz w:val="24"/>
-          <w:szCs w:val="24"/>
-        </w:rPr>
-        <w:t xml:space="preserve"> </w:t>
-      </w:r>
-      <w:r>
-        <w:rPr>
-          <w:rFonts w:ascii="Times New Roman" w:hAnsi="Times New Roman"/>
-          <w:sz w:val="24"/>
-          <w:szCs w:val="24"/>
-        </w:rPr>
-        <w:t>Христос, істинний Бог наш, молитвами пречистої своєї Матері, силою чесного і животворчого хреста, заступництвом чесних небесних сил безплотних, чесного і славного пророка, предтечі і х</w:t>
-      </w:r>
-      <w:r>
-        <w:rPr>
-          <w:rFonts w:ascii="Times New Roman" w:hAnsi="Times New Roman"/>
-          <w:sz w:val="24"/>
-          <w:szCs w:val="24"/>
-        </w:rPr>
-        <w:t>ристителя Йоана, святих, славних і всехвальних апостолів, святого отця нашого Миколая, архиєпископа Мирлікійського, чудотворця, святих, славних і переможних мучеників, преподобних і богоносних отців наших, святих і праведних богоотців Йоакима й Анни, і свя</w:t>
-      </w:r>
-      <w:r>
-        <w:rPr>
-          <w:rFonts w:ascii="Times New Roman" w:hAnsi="Times New Roman"/>
-          <w:sz w:val="24"/>
-          <w:szCs w:val="24"/>
-        </w:rPr>
-        <w:t>того (</w:t>
-      </w:r>
-      <w:r>
-        <w:rPr>
-          <w:rFonts w:ascii="Times New Roman" w:hAnsi="Times New Roman"/>
-          <w:i/>
-          <w:color w:val="FF0000"/>
-          <w:sz w:val="24"/>
-          <w:szCs w:val="24"/>
-        </w:rPr>
-        <w:t>ім'я, якого є храм</w:t>
-      </w:r>
-      <w:r>
-        <w:rPr>
-          <w:rFonts w:ascii="Times New Roman" w:hAnsi="Times New Roman"/>
-          <w:sz w:val="24"/>
-          <w:szCs w:val="24"/>
-        </w:rPr>
-        <w:t xml:space="preserve">), і святих мучеників </w:t>
-      </w:r>
-      <w:r>
-        <w:rPr>
-          <w:rFonts w:ascii="Times New Roman" w:hAnsi="Times New Roman"/>
-          <w:color w:val="000000"/>
-          <w:sz w:val="24"/>
-          <w:szCs w:val="24"/>
-        </w:rPr>
-        <w:t>Онисифора й Порфирія, і преподобної матері нашої Матрони</w:t>
-      </w:r>
-      <w:r>
-        <w:rPr>
-          <w:rFonts w:ascii="Times New Roman" w:hAnsi="Times New Roman"/>
-          <w:sz w:val="24"/>
-          <w:szCs w:val="24"/>
-        </w:rPr>
-        <w:t>, і всіх святих, помилує і спасе нас, як благий і людинолюбний.</w:t>
+      </w:pPr>
+      <w:r>
+        <w:rPr>
+          <w:rFonts w:ascii="Times New Roman" w:hAnsi="Times New Roman"/>
+          <w:i/>
+          <w:color w:val="FF4400"/>
+          <w:sz w:val="24"/>
+        </w:rPr>
+        <w:t>Священник:</w:t>
+      </w:r>
+      <w:r>
+        <w:rPr>
+          <w:rFonts w:ascii="Times New Roman" w:hAnsi="Times New Roman"/>
+          <w:sz w:val="24"/>
+        </w:rPr>
+        <w:t xml:space="preserve"> Христос, істинний Бог наш - молитвами пречистої Своєї Матері, силою чесного і животворчого Хреста, заступництвом чесних небесних сил безтілесних, чесного і славного пророка, предтечі і хрестителя Йоана, святих славних і всехвальних апостолів, святого отця нашого Миколая, архиєпископа Мир Ликійських, чудотворця, святих славних і переможних мучеників, преподобних і богоносних отців наших, святих і праведних богоотців Йоакима й Анни, і святого, </w:t>
+      </w:r>
+      <w:r>
+        <w:rPr>
+          <w:rFonts w:ascii="Times New Roman" w:hAnsi="Times New Roman"/>
+          <w:i/>
+          <w:color w:val="FF4400"/>
+          <w:sz w:val="24"/>
+        </w:rPr>
+        <w:t>якого є храм</w:t>
+      </w:r>
+      <w:r>
+        <w:rPr>
+          <w:rFonts w:ascii="Times New Roman" w:hAnsi="Times New Roman"/>
+          <w:sz w:val="24"/>
+        </w:rPr>
+        <w:t>, і святих мучеників Онисифора й Порфирія, преподобної матері нашої Матрони, преподобної Теоктисти, що з Лезви, і всіх святих - помилує і спасе нас як благий і людинолюбний.</w:t>
       </w:r>
     </w:p>
     <w:p>
@@ -28025,7 +27855,6 @@
           <w:i/>
           <w:color w:val="FF4400"/>
           <w:sz w:val="24"/>
-          <w:szCs w:val="24"/>
         </w:rPr>
         <w:t>Священник:</w:t>
       </w:r>
@@ -28033,17 +27862,8 @@
         <w:rPr>
           <w:rFonts w:ascii="Times New Roman" w:hAnsi="Times New Roman"/>
           <w:sz w:val="24"/>
-          <w:szCs w:val="24"/>
-        </w:rPr>
-        <w:t xml:space="preserve"> Бо Тобі належить усяка слава, честь і поклоніння, Отцю, і Сину, і Святому Духові, нині, і повся</w:t>
-      </w:r>
-      <w:r>
-        <w:rPr>
-          <w:rFonts w:ascii="Times New Roman" w:hAnsi="Times New Roman"/>
-          <w:sz w:val="24"/>
-          <w:szCs w:val="24"/>
-        </w:rPr>
-        <w:t>кчас, і на віки віків.</w:t>
+        </w:rPr>
+        <w:t xml:space="preserve"> Бо Тобі належить усяка слава, честь і поклоніння, Отцю, і Сину, і Святому Духові, нині, і повсякчас, і на віки віків.</w:t>
       </w:r>
     </w:p>
     <w:p>
@@ -28724,27 +28544,15 @@
           <w:i/>
           <w:color w:val="FF4400"/>
           <w:sz w:val="24"/>
-          <w:szCs w:val="24"/>
         </w:rPr>
         <w:t>Священник:</w:t>
       </w:r>
       <w:r>
         <w:rPr>
           <w:rFonts w:ascii="Times New Roman" w:hAnsi="Times New Roman"/>
-          <w:color w:val="000000"/>
-          <w:sz w:val="24"/>
-          <w:szCs w:val="24"/>
-        </w:rPr>
-        <w:t xml:space="preserve"> Бо Твоя є влада і Твоє є царство, і сила, і слава, Отця, і Сина, і </w:t>
-      </w:r>
-      <w:r>
-        <w:rPr>
-          <w:rFonts w:ascii="Times New Roman" w:hAnsi="Times New Roman"/>
-          <w:color w:val="000000"/>
-          <w:sz w:val="24"/>
-          <w:szCs w:val="24"/>
-        </w:rPr>
-        <w:t>Святого Духа, нині, і повсякчас, і на віки віків.</w:t>
+          <w:sz w:val="24"/>
+        </w:rPr>
+        <w:t xml:space="preserve"> Бо Твоя є влада і Твоє є царство, і сила, і слава, Отця, і Сина, і Святого Духа, нині, і повсякчас, і на віки віків.</w:t>
       </w:r>
     </w:p>
     <w:p>
@@ -28844,7 +28652,7 @@
           <w:sz w:val="24"/>
           <w:szCs w:val="24"/>
         </w:rPr>
-        <w:t xml:space="preserve"> Ти ясніше від золота просвітив святих твоїх* і, як добрий, прославив твоїх преподобних.* Їхніми молитвами, Христе Боже, умиротвори наше життя, як людинаолюбець,* і, </w:t>
+        <w:t xml:space="preserve"> Ти ясніше від золота просвітив святих твоїх* і, як добрий, прославив твоїх преподобних.* Їхніми молитвами, Христе Боже, умиротвори наше життя, як Людинолюбець,* і, </w:t>
       </w:r>
       <w:r>
         <w:rPr>
@@ -29119,27 +28927,15 @@
           <w:i/>
           <w:color w:val="FF4400"/>
           <w:sz w:val="24"/>
-          <w:szCs w:val="24"/>
         </w:rPr>
         <w:t>Священник:</w:t>
       </w:r>
       <w:r>
         <w:rPr>
           <w:rFonts w:ascii="Times New Roman" w:hAnsi="Times New Roman"/>
-          <w:color w:val="000000"/>
-          <w:sz w:val="24"/>
-          <w:szCs w:val="24"/>
-        </w:rPr>
-        <w:t xml:space="preserve"> Бо Ти благий і людинолюбний Бог – і Тобі славу возсилаємо, Отцю, і Сину, і </w:t>
-      </w:r>
-      <w:r>
-        <w:rPr>
-          <w:rFonts w:ascii="Times New Roman" w:hAnsi="Times New Roman"/>
-          <w:color w:val="000000"/>
-          <w:sz w:val="24"/>
-          <w:szCs w:val="24"/>
-        </w:rPr>
-        <w:t>Святому Духові, нині, і повсякчас, і на віки віків.</w:t>
+          <w:sz w:val="24"/>
+        </w:rPr>
+        <w:t xml:space="preserve"> Бо Ти благий і людинолюбний Бог – і Тобі славу возсилаємо, Отцю, і Сину, і Святому Духові, нині, і повсякчас, і на віки віків.</w:t>
       </w:r>
     </w:p>
     <w:p>
@@ -30623,37 +30419,17 @@
         <w:rPr>
           <w:rFonts w:ascii="Times New Roman" w:hAnsi="Times New Roman"/>
           <w:i/>
-          <w:color w:val="FF0000"/>
-          <w:sz w:val="24"/>
-          <w:szCs w:val="24"/>
-        </w:rPr>
-        <w:t xml:space="preserve">Священник: </w:t>
-      </w:r>
-      <w:r>
-        <w:rPr>
-          <w:rFonts w:ascii="Times New Roman" w:hAnsi="Times New Roman"/>
-          <w:color w:val="000000"/>
-          <w:sz w:val="24"/>
-          <w:szCs w:val="24"/>
-        </w:rPr>
-        <w:t>Б</w:t>
-      </w:r>
-      <w:r>
-        <w:rPr>
-          <w:rFonts w:ascii="Times New Roman" w:hAnsi="Times New Roman"/>
-          <w:color w:val="000000"/>
-          <w:sz w:val="24"/>
-          <w:szCs w:val="24"/>
-        </w:rPr>
-        <w:t>о Ти Бог наш і Тобі славу возсилаємо: Отцю, і Сину, і Святому Духові</w:t>
-      </w:r>
-      <w:r>
-        <w:rPr>
-          <w:rFonts w:ascii="Times New Roman" w:hAnsi="Times New Roman"/>
-          <w:sz w:val="24"/>
-          <w:szCs w:val="24"/>
-        </w:rPr>
-        <w:t>, нині, і повсякчас, і на віки віків.</w:t>
+          <w:color w:val="FF4400"/>
+          <w:sz w:val="24"/>
+        </w:rPr>
+        <w:t>Священник:</w:t>
+      </w:r>
+      <w:r>
+        <w:rPr>
+          <w:rFonts w:ascii="Times New Roman" w:hAnsi="Times New Roman"/>
+          <w:sz w:val="24"/>
+        </w:rPr>
+        <w:t xml:space="preserve"> Бо Ти Бог наш і Тобі славу возсилаємо: Отцю, і Сину, і Святому Духові, нині, і повсякчас, і на віки віків.</w:t>
       </w:r>
     </w:p>
     <w:p>
@@ -31679,28 +31455,17 @@
         <w:rPr>
           <w:rFonts w:ascii="Times New Roman" w:hAnsi="Times New Roman"/>
           <w:i/>
-          <w:color w:val="FF0000"/>
-          <w:sz w:val="24"/>
-          <w:szCs w:val="24"/>
-        </w:rPr>
-        <w:t xml:space="preserve">Священник: </w:t>
-      </w:r>
-      <w:r>
-        <w:rPr>
-          <w:rFonts w:ascii="Times New Roman" w:hAnsi="Times New Roman"/>
-          <w:color w:val="000000"/>
-          <w:sz w:val="24"/>
-          <w:szCs w:val="24"/>
-        </w:rPr>
-        <w:t>Бо Ти цар миру і Спас душ наших – і Тобі славу возсилаємо, Отцю, і Сину, і Святому Духові</w:t>
-      </w:r>
-      <w:r>
-        <w:rPr>
-          <w:rFonts w:ascii="Times New Roman" w:hAnsi="Times New Roman"/>
-          <w:sz w:val="24"/>
-          <w:szCs w:val="24"/>
-        </w:rPr>
-        <w:t>, нині, і повсякчас, і на віки віків.</w:t>
+          <w:color w:val="FF4400"/>
+          <w:sz w:val="24"/>
+        </w:rPr>
+        <w:t>Священник:</w:t>
+      </w:r>
+      <w:r>
+        <w:rPr>
+          <w:rFonts w:ascii="Times New Roman" w:hAnsi="Times New Roman"/>
+          <w:sz w:val="24"/>
+        </w:rPr>
+        <w:t xml:space="preserve"> Бо Ти цар миру і Спас душ наших – і Тобі славу возсилаємо, Отцю, і Сину, і Святому Духові, нині, і повсякчас, і на віки віків.</w:t>
       </w:r>
     </w:p>
     <w:p>
@@ -35366,35 +35131,15 @@
           <w:i/>
           <w:color w:val="FF4400"/>
           <w:sz w:val="24"/>
-          <w:szCs w:val="24"/>
-        </w:rPr>
-        <w:t xml:space="preserve">Священник: </w:t>
-      </w:r>
-      <w:r>
-        <w:rPr>
-          <w:rFonts w:ascii="Times New Roman" w:hAnsi="Times New Roman"/>
-          <w:color w:val="000000"/>
-          <w:sz w:val="24"/>
-          <w:szCs w:val="24"/>
-        </w:rPr>
-        <w:t xml:space="preserve">Бо до Тебе належить милувати і спасати нас, Боже наш, і Тобі славу </w:t>
-      </w:r>
-      <w:r>
-        <w:rPr>
-          <w:rFonts w:ascii="Times New Roman" w:hAnsi="Times New Roman"/>
-          <w:sz w:val="24"/>
-          <w:szCs w:val="24"/>
-        </w:rPr>
-        <w:t>возсилаємо</w:t>
-      </w:r>
-      <w:r>
-        <w:rPr>
-          <w:rFonts w:ascii="Times New Roman" w:hAnsi="Times New Roman"/>
-          <w:color w:val="000000"/>
-          <w:sz w:val="24"/>
-          <w:szCs w:val="24"/>
-        </w:rPr>
-        <w:t>, Отцю, і Сину, і Святому Духові, нині, і повсякчас, і на віки віків.</w:t>
+        </w:rPr>
+        <w:t>Священник:</w:t>
+      </w:r>
+      <w:r>
+        <w:rPr>
+          <w:rFonts w:ascii="Times New Roman" w:hAnsi="Times New Roman"/>
+          <w:sz w:val="24"/>
+        </w:rPr>
+        <w:t xml:space="preserve"> Бо до Тебе належить милувати і спасати нас, Боже наш, і Тобі славу возсилаємо, Отцю, і Сину, і Святому Духові, нині, і повсякчас, і на віки віків.</w:t>
       </w:r>
     </w:p>
     <w:p>
@@ -37463,9 +37208,8 @@
         <w:rPr>
           <w:rFonts w:ascii="Times New Roman" w:hAnsi="Times New Roman"/>
           <w:i/>
-          <w:color w:val="FF0000"/>
-          <w:sz w:val="24"/>
-          <w:szCs w:val="24"/>
+          <w:color w:val="FF4400"/>
+          <w:sz w:val="24"/>
         </w:rPr>
         <w:t>Священник:</w:t>
       </w:r>
@@ -37473,7 +37217,6 @@
         <w:rPr>
           <w:rFonts w:ascii="Times New Roman" w:hAnsi="Times New Roman"/>
           <w:sz w:val="24"/>
-          <w:szCs w:val="24"/>
         </w:rPr>
         <w:t xml:space="preserve"> Бо Твоє є царство, і сила, і слава, Отця, і Сина, і Святого Духа, нині, і повсякчас, і на віки віків.</w:t>
       </w:r>
@@ -38047,17 +37790,15 @@
           <w:i/>
           <w:color w:val="FF4400"/>
           <w:sz w:val="24"/>
-          <w:szCs w:val="24"/>
-        </w:rPr>
-        <w:t xml:space="preserve">Священник: </w:t>
-      </w:r>
-      <w:r>
-        <w:rPr>
-          <w:rFonts w:ascii="Times New Roman" w:hAnsi="Times New Roman"/>
-          <w:sz w:val="24"/>
-          <w:szCs w:val="24"/>
-        </w:rPr>
-        <w:t>Бо милостивий і людинолюбний Бог єси, і Тобі славу возсилаємо, Отцю, і Сину, і Святому Духові, нині, і повсякчас, і на віки віків.</w:t>
+        </w:rPr>
+        <w:t>Священник:</w:t>
+      </w:r>
+      <w:r>
+        <w:rPr>
+          <w:rFonts w:ascii="Times New Roman" w:hAnsi="Times New Roman"/>
+          <w:sz w:val="24"/>
+        </w:rPr>
+        <w:t xml:space="preserve"> Бо милостивий і людинолюбний Бог єси, і Тобі славу возсилаємо, Отцю, і Сину, і Святому Духові, нині, і повсякчас, і на віки віків.</w:t>
       </w:r>
     </w:p>
     <w:p>
@@ -38178,20 +37919,76 @@
         <w:rPr>
           <w:rFonts w:ascii="Times New Roman" w:hAnsi="Times New Roman"/>
           <w:i/>
+          <w:color w:val="FF4400"/>
+          <w:sz w:val="24"/>
+        </w:rPr>
+        <w:t>Священник:</w:t>
+      </w:r>
+      <w:r>
+        <w:rPr>
+          <w:rFonts w:ascii="Times New Roman" w:hAnsi="Times New Roman"/>
+          <w:sz w:val="24"/>
+        </w:rPr>
+        <w:t xml:space="preserve"> Благослове́нний Христо́с Бог наш, за́вжди, ни́ні, і повсякча́с, і на ві́ки вікі́в.</w:t>
+      </w:r>
+    </w:p>
+    <w:p>
+      <w:pPr>
+        <w:pStyle w:val="Normal"/>
+        <w:spacing w:after="120"/>
+      </w:pPr>
+      <w:r>
+        <w:rPr>
+          <w:rFonts w:ascii="Times New Roman" w:hAnsi="Times New Roman"/>
+          <w:i/>
           <w:color w:val="FF0000"/>
           <w:sz w:val="24"/>
         </w:rPr>
-        <w:t>Священ</w:t>
-      </w:r>
-      <w:r>
-        <w:rPr>
-          <w:rFonts w:ascii="Times New Roman" w:hAnsi="Times New Roman"/>
-          <w:i/>
+        <w:t>Вірні:</w:t>
+      </w:r>
+      <w:r>
+        <w:rPr>
+          <w:rFonts w:ascii="Times New Roman" w:hAnsi="Times New Roman"/>
           <w:color w:val="FF0000"/>
           <w:sz w:val="24"/>
         </w:rPr>
-        <w:t>н</w:t>
-      </w:r>
+        <w:t xml:space="preserve"> </w:t>
+      </w:r>
+      <w:r>
+        <w:rPr>
+          <w:rFonts w:ascii="Times New Roman" w:hAnsi="Times New Roman"/>
+          <w:sz w:val="24"/>
+        </w:rPr>
+        <w:t>Амі́нь. Утверди́, Бо́же, святу́ правосла́вну ві́ру на ві́ки вікі́в.</w:t>
+      </w:r>
+    </w:p>
+    <w:p>
+      <w:pPr>
+        <w:pStyle w:val="Normal"/>
+        <w:spacing w:after="120"/>
+      </w:pPr>
+      <w:r>
+        <w:rPr>
+          <w:rFonts w:ascii="Times New Roman" w:hAnsi="Times New Roman"/>
+          <w:i/>
+          <w:color w:val="FF4400"/>
+          <w:sz w:val="24"/>
+        </w:rPr>
+        <w:t>Священник:</w:t>
+      </w:r>
+      <w:r>
+        <w:rPr>
+          <w:rFonts w:ascii="Times New Roman" w:hAnsi="Times New Roman"/>
+          <w:sz w:val="24"/>
+        </w:rPr>
+        <w:t xml:space="preserve"> Пресвята́ Богоро́дице, спаси́ нас.</w:t>
+      </w:r>
+    </w:p>
+    <w:p>
+      <w:pPr>
+        <w:pStyle w:val="Normal"/>
+        <w:spacing w:after="120"/>
+      </w:pPr>
       <w:r>
         <w:rPr>
           <w:rFonts w:ascii="Times New Roman" w:hAnsi="Times New Roman"/>
@@ -38199,7 +37996,7 @@
           <w:color w:val="FF0000"/>
           <w:sz w:val="24"/>
         </w:rPr>
-        <w:t>ик:</w:t>
+        <w:t>Вірні:</w:t>
       </w:r>
       <w:r>
         <w:rPr>
@@ -38214,7 +38011,7 @@
           <w:rFonts w:ascii="Times New Roman" w:hAnsi="Times New Roman"/>
           <w:sz w:val="24"/>
         </w:rPr>
-        <w:t>Благослове́нний Христо́с Бог наш, за́вжди, ни́ні, і повсякча́с, і на ві́ки вікі́в.</w:t>
+        <w:t>Чесні́шу від херуви́мів* і незрівня́нно славні́шу від серафи́мів,* що без зотлі́ння Бо́га Сло́во породи́ла,* су́щу Богоро́дицю, тебе́ велича́ємо.</w:t>
       </w:r>
     </w:p>
     <w:p>
@@ -38226,6 +38023,28 @@
         <w:rPr>
           <w:rFonts w:ascii="Times New Roman" w:hAnsi="Times New Roman"/>
           <w:i/>
+          <w:color w:val="FF4400"/>
+          <w:sz w:val="24"/>
+        </w:rPr>
+        <w:t>Священник:</w:t>
+      </w:r>
+      <w:r>
+        <w:rPr>
+          <w:rFonts w:ascii="Times New Roman" w:hAnsi="Times New Roman"/>
+          <w:sz w:val="24"/>
+        </w:rPr>
+        <w:t xml:space="preserve"> Сла́ва Тобі́, Хри́сте Бо́же, упова́ння на́ше, сла́ва Тобі́!</w:t>
+      </w:r>
+    </w:p>
+    <w:p>
+      <w:pPr>
+        <w:pStyle w:val="Normal"/>
+        <w:spacing w:after="120"/>
+      </w:pPr>
+      <w:r>
+        <w:rPr>
+          <w:rFonts w:ascii="Times New Roman" w:hAnsi="Times New Roman"/>
+          <w:i/>
           <w:color w:val="FF0000"/>
           <w:sz w:val="24"/>
         </w:rPr>
@@ -38244,14 +38063,8 @@
           <w:rFonts w:ascii="Times New Roman" w:hAnsi="Times New Roman"/>
           <w:sz w:val="24"/>
         </w:rPr>
-        <w:t>Амі́нь. Утверди́, Бо́же, святу́ правосла́вну ві́ру на ві́ки вікі́в.</w:t>
-      </w:r>
-    </w:p>
-    <w:p>
-      <w:pPr>
-        <w:pStyle w:val="Normal"/>
-        <w:spacing w:after="120"/>
-      </w:pPr>
+        <w:t xml:space="preserve">Сла́ва Отцю́, і Си́ну, і Свято́му Ду́хові, і ни́ні, і повсякча́с, і на ві́ки вікі́в. Амі́нь. Го́споди, поми́луй. </w:t>
+      </w:r>
       <w:r>
         <w:rPr>
           <w:rFonts w:ascii="Times New Roman" w:hAnsi="Times New Roman"/>
@@ -38259,156 +38072,6 @@
           <w:color w:val="FF0000"/>
           <w:sz w:val="24"/>
         </w:rPr>
-        <w:t>Священ</w:t>
-      </w:r>
-      <w:r>
-        <w:rPr>
-          <w:rFonts w:ascii="Times New Roman" w:hAnsi="Times New Roman"/>
-          <w:i/>
-          <w:color w:val="FF0000"/>
-          <w:sz w:val="24"/>
-        </w:rPr>
-        <w:t>н</w:t>
-      </w:r>
-      <w:r>
-        <w:rPr>
-          <w:rFonts w:ascii="Times New Roman" w:hAnsi="Times New Roman"/>
-          <w:i/>
-          <w:color w:val="FF0000"/>
-          <w:sz w:val="24"/>
-        </w:rPr>
-        <w:t>ик:</w:t>
-      </w:r>
-      <w:r>
-        <w:rPr>
-          <w:rFonts w:ascii="Times New Roman" w:hAnsi="Times New Roman"/>
-          <w:color w:val="FF0000"/>
-          <w:sz w:val="24"/>
-        </w:rPr>
-        <w:t xml:space="preserve"> </w:t>
-      </w:r>
-      <w:r>
-        <w:rPr>
-          <w:rFonts w:ascii="Times New Roman" w:hAnsi="Times New Roman"/>
-          <w:sz w:val="24"/>
-        </w:rPr>
-        <w:t>Пресвята́ Богоро́дице, спаси́ нас.</w:t>
-      </w:r>
-    </w:p>
-    <w:p>
-      <w:pPr>
-        <w:pStyle w:val="Normal"/>
-        <w:spacing w:after="120"/>
-      </w:pPr>
-      <w:r>
-        <w:rPr>
-          <w:rFonts w:ascii="Times New Roman" w:hAnsi="Times New Roman"/>
-          <w:i/>
-          <w:color w:val="FF0000"/>
-          <w:sz w:val="24"/>
-        </w:rPr>
-        <w:t>Вірні:</w:t>
-      </w:r>
-      <w:r>
-        <w:rPr>
-          <w:rFonts w:ascii="Times New Roman" w:hAnsi="Times New Roman"/>
-          <w:color w:val="FF0000"/>
-          <w:sz w:val="24"/>
-        </w:rPr>
-        <w:t xml:space="preserve"> </w:t>
-      </w:r>
-      <w:r>
-        <w:rPr>
-          <w:rFonts w:ascii="Times New Roman" w:hAnsi="Times New Roman"/>
-          <w:sz w:val="24"/>
-        </w:rPr>
-        <w:t>Чесні́шу від херуви́мів* і незрівня́нно славні́шу від серафи́мів,* що без зотлі́ння Бо́га Сло́во породи́ла,* су́щу Богоро́дицю, тебе́ велича́ємо.</w:t>
-      </w:r>
-    </w:p>
-    <w:p>
-      <w:pPr>
-        <w:pStyle w:val="Normal"/>
-        <w:spacing w:after="120"/>
-      </w:pPr>
-      <w:r>
-        <w:rPr>
-          <w:rFonts w:ascii="Times New Roman" w:hAnsi="Times New Roman"/>
-          <w:i/>
-          <w:color w:val="FF0000"/>
-          <w:sz w:val="24"/>
-        </w:rPr>
-        <w:t>Священ</w:t>
-      </w:r>
-      <w:r>
-        <w:rPr>
-          <w:rFonts w:ascii="Times New Roman" w:hAnsi="Times New Roman"/>
-          <w:i/>
-          <w:color w:val="FF0000"/>
-          <w:sz w:val="24"/>
-        </w:rPr>
-        <w:t>н</w:t>
-      </w:r>
-      <w:r>
-        <w:rPr>
-          <w:rFonts w:ascii="Times New Roman" w:hAnsi="Times New Roman"/>
-          <w:i/>
-          <w:color w:val="FF0000"/>
-          <w:sz w:val="24"/>
-        </w:rPr>
-        <w:t>ик:</w:t>
-      </w:r>
-      <w:r>
-        <w:rPr>
-          <w:rFonts w:ascii="Times New Roman" w:hAnsi="Times New Roman"/>
-          <w:color w:val="FF0000"/>
-          <w:sz w:val="24"/>
-        </w:rPr>
-        <w:t xml:space="preserve"> </w:t>
-      </w:r>
-      <w:r>
-        <w:rPr>
-          <w:rFonts w:ascii="Times New Roman" w:hAnsi="Times New Roman"/>
-          <w:sz w:val="24"/>
-        </w:rPr>
-        <w:t>Сла́ва Тобі́, Хри́сте Бо́же, упова́ння на́ше, сла́ва Тобі́!</w:t>
-      </w:r>
-    </w:p>
-    <w:p>
-      <w:pPr>
-        <w:pStyle w:val="Normal"/>
-        <w:spacing w:after="120"/>
-      </w:pPr>
-      <w:r>
-        <w:rPr>
-          <w:rFonts w:ascii="Times New Roman" w:hAnsi="Times New Roman"/>
-          <w:i/>
-          <w:color w:val="FF0000"/>
-          <w:sz w:val="24"/>
-        </w:rPr>
-        <w:t>Вірні:</w:t>
-      </w:r>
-      <w:r>
-        <w:rPr>
-          <w:rFonts w:ascii="Times New Roman" w:hAnsi="Times New Roman"/>
-          <w:color w:val="FF0000"/>
-          <w:sz w:val="24"/>
-        </w:rPr>
-        <w:t xml:space="preserve"> </w:t>
-      </w:r>
-      <w:r>
-        <w:rPr>
-          <w:rFonts w:ascii="Times New Roman" w:hAnsi="Times New Roman"/>
-          <w:sz w:val="24"/>
-        </w:rPr>
-        <w:t xml:space="preserve">Сла́ва Отцю́, і Си́ну, і Свято́му Ду́хові, і ни́ні, і повсякча́с, і на ві́ки вікі́в. Амі́нь. Го́споди, поми́луй. </w:t>
-      </w:r>
-      <w:r>
-        <w:rPr>
-          <w:rFonts w:ascii="Times New Roman" w:hAnsi="Times New Roman"/>
-          <w:i/>
-          <w:color w:val="FF0000"/>
-          <w:sz w:val="24"/>
-        </w:rPr>
         <w:t>(3 р.)</w:t>
       </w:r>
       <w:r>
@@ -38422,100 +38085,38 @@
     <w:p>
       <w:pPr>
         <w:spacing w:after="120"/>
-        <w:jc w:val="both"/>
-        <w:rPr>
-          <w:rFonts w:ascii="Times New Roman" w:hAnsi="Times New Roman"/>
-          <w:sz w:val="24"/>
-          <w:szCs w:val="24"/>
-        </w:rPr>
-      </w:pPr>
-      <w:r>
-        <w:rPr>
-          <w:rFonts w:ascii="Times New Roman" w:hAnsi="Times New Roman"/>
-          <w:i/>
-          <w:color w:val="FF0000"/>
-          <w:sz w:val="24"/>
-          <w:szCs w:val="24"/>
-        </w:rPr>
-        <w:t>Священик:</w:t>
-      </w:r>
-      <w:r>
-        <w:rPr>
-          <w:rFonts w:ascii="Times New Roman" w:hAnsi="Times New Roman"/>
-          <w:color w:val="FF0000"/>
-          <w:sz w:val="24"/>
-          <w:szCs w:val="24"/>
-        </w:rPr>
-        <w:t xml:space="preserve"> </w:t>
-      </w:r>
-      <w:r>
-        <w:rPr>
-          <w:rFonts w:ascii="Times New Roman" w:hAnsi="Times New Roman"/>
-          <w:sz w:val="24"/>
-          <w:szCs w:val="24"/>
-        </w:rPr>
-        <w:t>Христос, істинний Бог наш, молитвами пречистої своєї Матері, силою чесного і животворчого хреста, заступництвом чесних небесних сил безплотних, чесного і славного пророка, предтечі і х</w:t>
-      </w:r>
-      <w:r>
-        <w:rPr>
-          <w:rFonts w:ascii="Times New Roman" w:hAnsi="Times New Roman"/>
-          <w:sz w:val="24"/>
-          <w:szCs w:val="24"/>
-        </w:rPr>
-        <w:t>ристителя Йоана, святих, славних і всехвальних апостолів, святого отця нашого Миколая, архиєпископа Мирлікійського, чудотворця, святих, славних і переможних мучеників, преподобних і богоносних отців наших, святих і праведних богоотців Йоакима й Анни, і свя</w:t>
-      </w:r>
-      <w:r>
-        <w:rPr>
-          <w:rFonts w:ascii="Times New Roman" w:hAnsi="Times New Roman"/>
-          <w:sz w:val="24"/>
-          <w:szCs w:val="24"/>
-        </w:rPr>
-        <w:t>того (</w:t>
-      </w:r>
-      <w:r>
-        <w:rPr>
-          <w:rFonts w:ascii="Times New Roman" w:hAnsi="Times New Roman"/>
-          <w:i/>
-          <w:color w:val="FF0000"/>
-          <w:sz w:val="24"/>
-          <w:szCs w:val="24"/>
-        </w:rPr>
-        <w:t>ім'я, якого є храм</w:t>
-      </w:r>
-      <w:r>
-        <w:rPr>
-          <w:rFonts w:ascii="Times New Roman" w:hAnsi="Times New Roman"/>
-          <w:sz w:val="24"/>
-          <w:szCs w:val="24"/>
-        </w:rPr>
-        <w:t xml:space="preserve">), і святих мучеників </w:t>
-      </w:r>
-      <w:r>
-        <w:rPr>
-          <w:rFonts w:ascii="Times New Roman" w:hAnsi="Times New Roman"/>
-          <w:color w:val="000000"/>
-          <w:sz w:val="24"/>
-          <w:szCs w:val="24"/>
-        </w:rPr>
-        <w:t xml:space="preserve">Онисифора й </w:t>
-      </w:r>
-      <w:r>
-        <w:rPr>
-          <w:rFonts w:ascii="Times New Roman" w:hAnsi="Times New Roman"/>
-          <w:color w:val="000000"/>
-          <w:sz w:val="24"/>
-          <w:szCs w:val="24"/>
-        </w:rPr>
-        <w:lastRenderedPageBreak/>
-        <w:t>Порфирія, і преподобної матері нашої Матрони</w:t>
-      </w:r>
-      <w:r>
-        <w:rPr>
-          <w:rFonts w:ascii="Times New Roman" w:hAnsi="Times New Roman"/>
-          <w:sz w:val="24"/>
-          <w:szCs w:val="24"/>
-        </w:rPr>
-        <w:t>, і всіх святих, помилує і спасе нас, як благий і людинолюбний.</w:t>
+      </w:pPr>
+      <w:r>
+        <w:rPr>
+          <w:rFonts w:ascii="Times New Roman" w:hAnsi="Times New Roman"/>
+          <w:i/>
+          <w:color w:val="FF4400"/>
+          <w:sz w:val="24"/>
+        </w:rPr>
+        <w:t>Священник:</w:t>
+      </w:r>
+      <w:r>
+        <w:rPr>
+          <w:rFonts w:ascii="Times New Roman" w:hAnsi="Times New Roman"/>
+          <w:sz w:val="24"/>
+        </w:rPr>
+        <w:t xml:space="preserve"> Христос, істинний Бог наш - молитвами пречистої Своєї Матері, силою чесного і животворчого Хреста, заступництвом чесних небесних сил безтілесних, чесного і славного пророка, предтечі і хрестителя Йоана, святих славних і всехвальних апостолів, святого отця нашого Миколая, архиєпископа Мир Ликійських, чудотворця, святих славних і переможних мучеників, преподобних і богоносних отців наших, святих і праведних богоотців Йоакима й Анни, і святого, </w:t>
+      </w:r>
+      <w:r>
+        <w:rPr>
+          <w:rFonts w:ascii="Times New Roman" w:hAnsi="Times New Roman"/>
+          <w:i/>
+          <w:color w:val="FF4400"/>
+          <w:sz w:val="24"/>
+        </w:rPr>
+        <w:t>якого є храм</w:t>
+      </w:r>
+      <w:r>
+        <w:rPr>
+          <w:rFonts w:ascii="Times New Roman" w:hAnsi="Times New Roman"/>
+          <w:sz w:val="24"/>
+        </w:rPr>
+        <w:t>, і святих мучеників Онисифора й Порфирія, преподобної матері нашої Матрони, преподобної Теоктисти, що з Лезви, і всіх святих - помилує і спасе нас як благий і людинолюбний.</w:t>
       </w:r>
     </w:p>
     <w:p>
